--- a/Containerization/ECS task01.docx
+++ b/Containerization/ECS task01.docx
@@ -3,12 +3,23 @@
 <w:document xmlns:wpc="http://schemas.microsoft.com/office/word/2010/wordprocessingCanvas" xmlns:cx="http://schemas.microsoft.com/office/drawing/2014/chartex" xmlns:cx1="http://schemas.microsoft.com/office/drawing/2015/9/8/chartex" xmlns:cx2="http://schemas.microsoft.com/office/drawing/2015/10/21/chartex" xmlns:cx3="http://schemas.microsoft.com/office/drawing/2016/5/9/chartex" xmlns:cx4="http://schemas.microsoft.com/office/drawing/2016/5/10/chartex" xmlns:cx5="http://schemas.microsoft.com/office/drawing/2016/5/11/chartex" xmlns:cx6="http://schemas.microsoft.com/office/drawing/2016/5/12/chartex" xmlns:cx7="http://schemas.microsoft.com/office/drawing/2016/5/13/chartex" xmlns:cx8="http://schemas.microsoft.com/office/drawing/2016/5/14/chartex" xmlns:mc="http://schemas.openxmlformats.org/markup-compatibility/2006" xmlns:aink="http://schemas.microsoft.com/office/drawing/2016/ink" xmlns:am3d="http://schemas.microsoft.com/office/drawing/2017/model3d" xmlns:o="urn:schemas-microsoft-com:office:office" xmlns:oel="http://schemas.microsoft.com/office/2019/extlst" xmlns:r="http://schemas.openxmlformats.org/officeDocument/2006/relationships" xmlns:m="http://schemas.openxmlformats.org/officeDocument/2006/math" xmlns:v="urn:schemas-microsoft-com:vml" xmlns:wp14="http://schemas.microsoft.com/office/word/2010/wordprocessingDrawing" xmlns:wp="http://schemas.openxmlformats.org/drawingml/2006/wordprocessingDrawing" xmlns:w10="urn:schemas-microsoft-com:office:word" xmlns:w="http://schemas.openxmlformats.org/wordprocessingml/2006/main" xmlns:w14="http://schemas.microsoft.com/office/word/2010/wordml" xmlns:w15="http://schemas.microsoft.com/office/word/2012/wordml" xmlns:w16cex="http://schemas.microsoft.com/office/word/2018/wordml/cex" xmlns:w16cid="http://schemas.microsoft.com/office/word/2016/wordml/cid" xmlns:w16="http://schemas.microsoft.com/office/word/2018/wordml" xmlns:w16du="http://schemas.microsoft.com/office/word/2023/wordml/word16du" xmlns:w16sdtdh="http://schemas.microsoft.com/office/word/2020/wordml/sdtdatahash" xmlns:w16sdtfl="http://schemas.microsoft.com/office/word/2024/wordml/sdtformatlock" xmlns:w16se="http://schemas.microsoft.com/office/word/2015/wordml/symex" xmlns:wpg="http://schemas.microsoft.com/office/word/2010/wordprocessingGroup" xmlns:wpi="http://schemas.microsoft.com/office/word/2010/wordprocessingInk" xmlns:wne="http://schemas.microsoft.com/office/word/2006/wordml" xmlns:wps="http://schemas.microsoft.com/office/word/2010/wordprocessingShape" mc:Ignorable="w14 w15 w16se w16cid w16 w16cex w16sdtdh w16sdtfl w16du wp14">
   <w:body>
     <w:p>
+      <w:r>
+        <w:t xml:space="preserve"> </w:t>
+      </w:r>
+      <w:r>
+        <w:t>`]</w:t>
+      </w:r>
+    </w:p>
+    <w:p>
       <w:pPr>
         <w:rPr>
           <w:sz w:val="28"/>
           <w:szCs w:val="28"/>
         </w:rPr>
       </w:pPr>
+      <w:r>
+        <w:t>‘</w:t>
+      </w:r>
       <w:r>
         <w:tab/>
       </w:r>
@@ -44,7 +55,23 @@
           <w:sz w:val="24"/>
           <w:szCs w:val="24"/>
         </w:rPr>
-        <w:t>Setup a highly available ecs cluster with load balancer and dynamic port mapping.</w:t>
+        <w:t xml:space="preserve">Setup a highly available </w:t>
+      </w:r>
+      <w:proofErr w:type="spellStart"/>
+      <w:r>
+        <w:rPr>
+          <w:sz w:val="24"/>
+          <w:szCs w:val="24"/>
+        </w:rPr>
+        <w:t>ecs</w:t>
+      </w:r>
+      <w:proofErr w:type="spellEnd"/>
+      <w:r>
+        <w:rPr>
+          <w:sz w:val="24"/>
+          <w:szCs w:val="24"/>
+        </w:rPr>
+        <w:t xml:space="preserve"> cluster with load balancer and dynamic port mapping.</w:t>
       </w:r>
       <w:r>
         <w:rPr>
@@ -68,7 +95,39 @@
           <w:szCs w:val="24"/>
         </w:rPr>
         <w:br/>
-        <w:t>Your cluster should maintain atleast 6 tasks at any point of time and should be highly availble across multiple AZ's.</w:t>
+        <w:t xml:space="preserve">Your cluster should maintain </w:t>
+      </w:r>
+      <w:proofErr w:type="spellStart"/>
+      <w:r>
+        <w:rPr>
+          <w:sz w:val="24"/>
+          <w:szCs w:val="24"/>
+        </w:rPr>
+        <w:t>atleast</w:t>
+      </w:r>
+      <w:proofErr w:type="spellEnd"/>
+      <w:r>
+        <w:rPr>
+          <w:sz w:val="24"/>
+          <w:szCs w:val="24"/>
+        </w:rPr>
+        <w:t xml:space="preserve"> 6 tasks at any point of time and should be highly </w:t>
+      </w:r>
+      <w:proofErr w:type="spellStart"/>
+      <w:r>
+        <w:rPr>
+          <w:sz w:val="24"/>
+          <w:szCs w:val="24"/>
+        </w:rPr>
+        <w:t>availble</w:t>
+      </w:r>
+      <w:proofErr w:type="spellEnd"/>
+      <w:r>
+        <w:rPr>
+          <w:sz w:val="24"/>
+          <w:szCs w:val="24"/>
+        </w:rPr>
+        <w:t xml:space="preserve"> across multiple AZ's.</w:t>
       </w:r>
       <w:r>
         <w:rPr>
@@ -84,8 +143,26 @@
           <w:szCs w:val="24"/>
         </w:rPr>
         <w:br/>
-        <w:t>sabair0509/hiring-app:works</w:t>
-      </w:r>
+        <w:t>sabair0509/</w:t>
+      </w:r>
+      <w:proofErr w:type="spellStart"/>
+      <w:r>
+        <w:rPr>
+          <w:sz w:val="24"/>
+          <w:szCs w:val="24"/>
+        </w:rPr>
+        <w:t>hiring-</w:t>
+      </w:r>
+      <w:proofErr w:type="gramStart"/>
+      <w:r>
+        <w:rPr>
+          <w:sz w:val="24"/>
+          <w:szCs w:val="24"/>
+        </w:rPr>
+        <w:t>app:works</w:t>
+      </w:r>
+      <w:proofErr w:type="spellEnd"/>
+      <w:proofErr w:type="gramEnd"/>
     </w:p>
     <w:p>
       <w:pPr>
@@ -95,12 +172,23 @@
           <w:szCs w:val="24"/>
         </w:rPr>
       </w:pPr>
-      <w:r>
-        <w:rPr>
-          <w:sz w:val="24"/>
-          <w:szCs w:val="24"/>
-        </w:rPr>
-        <w:t>Lets create a cluster</w:t>
+      <w:proofErr w:type="spellStart"/>
+      <w:proofErr w:type="gramStart"/>
+      <w:r>
+        <w:rPr>
+          <w:sz w:val="24"/>
+          <w:szCs w:val="24"/>
+        </w:rPr>
+        <w:t>Lets</w:t>
+      </w:r>
+      <w:proofErr w:type="spellEnd"/>
+      <w:proofErr w:type="gramEnd"/>
+      <w:r>
+        <w:rPr>
+          <w:sz w:val="24"/>
+          <w:szCs w:val="24"/>
+        </w:rPr>
+        <w:t xml:space="preserve"> create a cluster</w:t>
       </w:r>
     </w:p>
     <w:p>
@@ -129,6 +217,14 @@
       </w:pPr>
       <w:r>
         <w:rPr>
+          <w:sz w:val="24"/>
+          <w:szCs w:val="24"/>
+        </w:rPr>
+        <w:t>‘</w:t>
+      </w:r>
+      <w:r>
+        <w:rPr>
+          <w:noProof/>
           <w:sz w:val="24"/>
           <w:szCs w:val="24"/>
         </w:rPr>
@@ -195,6 +291,7 @@
       </w:pPr>
       <w:r>
         <w:rPr>
+          <w:noProof/>
           <w:sz w:val="24"/>
           <w:szCs w:val="24"/>
         </w:rPr>
@@ -326,7 +423,6 @@
           <w:sz w:val="24"/>
           <w:szCs w:val="24"/>
         </w:rPr>
-        <w:lastRenderedPageBreak/>
         <w:t>Give the minimum and maximum desired capacity</w:t>
       </w:r>
     </w:p>
@@ -339,6 +435,7 @@
       </w:pPr>
       <w:r>
         <w:rPr>
+          <w:noProof/>
           <w:sz w:val="24"/>
           <w:szCs w:val="24"/>
         </w:rPr>
@@ -391,18 +488,35 @@
           <w:sz w:val="24"/>
           <w:szCs w:val="24"/>
         </w:rPr>
-        <w:t>Select the vpc and subnet</w:t>
-      </w:r>
-    </w:p>
-    <w:p>
-      <w:pPr>
-        <w:rPr>
-          <w:sz w:val="24"/>
-          <w:szCs w:val="24"/>
-        </w:rPr>
-      </w:pPr>
-      <w:r>
-        <w:rPr>
+        <w:t xml:space="preserve">Select the </w:t>
+      </w:r>
+      <w:proofErr w:type="spellStart"/>
+      <w:r>
+        <w:rPr>
+          <w:sz w:val="24"/>
+          <w:szCs w:val="24"/>
+        </w:rPr>
+        <w:t>vpc</w:t>
+      </w:r>
+      <w:proofErr w:type="spellEnd"/>
+      <w:r>
+        <w:rPr>
+          <w:sz w:val="24"/>
+          <w:szCs w:val="24"/>
+        </w:rPr>
+        <w:t xml:space="preserve"> and subnet</w:t>
+      </w:r>
+    </w:p>
+    <w:p>
+      <w:pPr>
+        <w:rPr>
+          <w:sz w:val="24"/>
+          <w:szCs w:val="24"/>
+        </w:rPr>
+      </w:pPr>
+      <w:r>
+        <w:rPr>
+          <w:noProof/>
           <w:sz w:val="24"/>
           <w:szCs w:val="24"/>
         </w:rPr>
@@ -470,18 +584,35 @@
           <w:sz w:val="24"/>
           <w:szCs w:val="24"/>
         </w:rPr>
-        <w:t>Create a new security group for ecs instance and open port 22</w:t>
-      </w:r>
-    </w:p>
-    <w:p>
-      <w:pPr>
-        <w:rPr>
-          <w:sz w:val="24"/>
-          <w:szCs w:val="24"/>
-        </w:rPr>
-      </w:pPr>
-      <w:r>
-        <w:rPr>
+        <w:t xml:space="preserve">Create a new security group for </w:t>
+      </w:r>
+      <w:proofErr w:type="spellStart"/>
+      <w:r>
+        <w:rPr>
+          <w:sz w:val="24"/>
+          <w:szCs w:val="24"/>
+        </w:rPr>
+        <w:t>ecs</w:t>
+      </w:r>
+      <w:proofErr w:type="spellEnd"/>
+      <w:r>
+        <w:rPr>
+          <w:sz w:val="24"/>
+          <w:szCs w:val="24"/>
+        </w:rPr>
+        <w:t xml:space="preserve"> instance and open port 22</w:t>
+      </w:r>
+    </w:p>
+    <w:p>
+      <w:pPr>
+        <w:rPr>
+          <w:sz w:val="24"/>
+          <w:szCs w:val="24"/>
+        </w:rPr>
+      </w:pPr>
+      <w:r>
+        <w:rPr>
+          <w:noProof/>
           <w:sz w:val="24"/>
           <w:szCs w:val="24"/>
         </w:rPr>
@@ -540,6 +671,7 @@
       </w:pPr>
       <w:r>
         <w:rPr>
+          <w:noProof/>
           <w:sz w:val="24"/>
           <w:szCs w:val="24"/>
         </w:rPr>
@@ -615,18 +747,53 @@
           <w:sz w:val="24"/>
           <w:szCs w:val="24"/>
         </w:rPr>
-        <w:t xml:space="preserve">Now lets create a ALB </w:t>
-      </w:r>
-    </w:p>
-    <w:p>
-      <w:pPr>
-        <w:rPr>
-          <w:sz w:val="24"/>
-          <w:szCs w:val="24"/>
-        </w:rPr>
-      </w:pPr>
-      <w:r>
-        <w:rPr>
+        <w:t xml:space="preserve">Now </w:t>
+      </w:r>
+      <w:proofErr w:type="spellStart"/>
+      <w:proofErr w:type="gramStart"/>
+      <w:r>
+        <w:rPr>
+          <w:sz w:val="24"/>
+          <w:szCs w:val="24"/>
+        </w:rPr>
+        <w:t>lets</w:t>
+      </w:r>
+      <w:proofErr w:type="spellEnd"/>
+      <w:proofErr w:type="gramEnd"/>
+      <w:r>
+        <w:rPr>
+          <w:sz w:val="24"/>
+          <w:szCs w:val="24"/>
+        </w:rPr>
+        <w:t xml:space="preserve"> create </w:t>
+      </w:r>
+      <w:proofErr w:type="gramStart"/>
+      <w:r>
+        <w:rPr>
+          <w:sz w:val="24"/>
+          <w:szCs w:val="24"/>
+        </w:rPr>
+        <w:t>a</w:t>
+      </w:r>
+      <w:proofErr w:type="gramEnd"/>
+      <w:r>
+        <w:rPr>
+          <w:sz w:val="24"/>
+          <w:szCs w:val="24"/>
+        </w:rPr>
+        <w:t xml:space="preserve"> ALB </w:t>
+      </w:r>
+    </w:p>
+    <w:p>
+      <w:pPr>
+        <w:rPr>
+          <w:sz w:val="24"/>
+          <w:szCs w:val="24"/>
+        </w:rPr>
+      </w:pPr>
+      <w:r>
+        <w:rPr>
+          <w:noProof/>
           <w:sz w:val="24"/>
           <w:szCs w:val="24"/>
         </w:rPr>
@@ -692,6 +859,7 @@
       </w:r>
       <w:r>
         <w:rPr>
+          <w:noProof/>
           <w:sz w:val="24"/>
           <w:szCs w:val="24"/>
         </w:rPr>
@@ -759,18 +927,35 @@
           <w:sz w:val="24"/>
           <w:szCs w:val="24"/>
         </w:rPr>
-        <w:t xml:space="preserve">Select the vpc same </w:t>
-      </w:r>
-    </w:p>
-    <w:p>
-      <w:pPr>
-        <w:rPr>
-          <w:sz w:val="24"/>
-          <w:szCs w:val="24"/>
-        </w:rPr>
-      </w:pPr>
-      <w:r>
-        <w:rPr>
+        <w:t xml:space="preserve">Select the </w:t>
+      </w:r>
+      <w:proofErr w:type="spellStart"/>
+      <w:r>
+        <w:rPr>
+          <w:sz w:val="24"/>
+          <w:szCs w:val="24"/>
+        </w:rPr>
+        <w:t>vpc</w:t>
+      </w:r>
+      <w:proofErr w:type="spellEnd"/>
+      <w:r>
+        <w:rPr>
+          <w:sz w:val="24"/>
+          <w:szCs w:val="24"/>
+        </w:rPr>
+        <w:t xml:space="preserve"> same </w:t>
+      </w:r>
+    </w:p>
+    <w:p>
+      <w:pPr>
+        <w:rPr>
+          <w:sz w:val="24"/>
+          <w:szCs w:val="24"/>
+        </w:rPr>
+      </w:pPr>
+      <w:r>
+        <w:rPr>
+          <w:noProof/>
           <w:sz w:val="24"/>
           <w:szCs w:val="24"/>
         </w:rPr>
@@ -823,18 +1008,44 @@
           <w:sz w:val="24"/>
           <w:szCs w:val="24"/>
         </w:rPr>
-        <w:t>It must me same as ecs vpc</w:t>
-      </w:r>
-    </w:p>
-    <w:p>
-      <w:pPr>
-        <w:rPr>
-          <w:sz w:val="24"/>
-          <w:szCs w:val="24"/>
-        </w:rPr>
-      </w:pPr>
-      <w:r>
-        <w:rPr>
+        <w:t xml:space="preserve">It must me same as </w:t>
+      </w:r>
+      <w:proofErr w:type="spellStart"/>
+      <w:r>
+        <w:rPr>
+          <w:sz w:val="24"/>
+          <w:szCs w:val="24"/>
+        </w:rPr>
+        <w:t>ecs</w:t>
+      </w:r>
+      <w:proofErr w:type="spellEnd"/>
+      <w:r>
+        <w:rPr>
+          <w:sz w:val="24"/>
+          <w:szCs w:val="24"/>
+        </w:rPr>
+        <w:t xml:space="preserve"> </w:t>
+      </w:r>
+      <w:proofErr w:type="spellStart"/>
+      <w:r>
+        <w:rPr>
+          <w:sz w:val="24"/>
+          <w:szCs w:val="24"/>
+        </w:rPr>
+        <w:t>vpc</w:t>
+      </w:r>
+      <w:proofErr w:type="spellEnd"/>
+    </w:p>
+    <w:p>
+      <w:pPr>
+        <w:rPr>
+          <w:sz w:val="24"/>
+          <w:szCs w:val="24"/>
+        </w:rPr>
+      </w:pPr>
+      <w:r>
+        <w:rPr>
+          <w:noProof/>
           <w:sz w:val="24"/>
           <w:szCs w:val="24"/>
         </w:rPr>
@@ -914,6 +1125,7 @@
       </w:pPr>
       <w:r>
         <w:rPr>
+          <w:noProof/>
           <w:sz w:val="24"/>
           <w:szCs w:val="24"/>
         </w:rPr>
@@ -972,6 +1184,9 @@
     </w:p>
     <w:p>
       <w:r>
+        <w:rPr>
+          <w:noProof/>
+        </w:rPr>
         <w:drawing>
           <wp:inline distT="0" distB="0" distL="0" distR="0" wp14:anchorId="11AC1881" wp14:editId="49E23B4B">
             <wp:extent cx="5731510" cy="1678305"/>
@@ -1017,6 +1232,9 @@
     </w:p>
     <w:p>
       <w:r>
+        <w:rPr>
+          <w:noProof/>
+        </w:rPr>
         <w:drawing>
           <wp:inline distT="0" distB="0" distL="0" distR="0" wp14:anchorId="5DA17B1E" wp14:editId="300D8DB4">
             <wp:extent cx="5731510" cy="1187450"/>
@@ -1057,11 +1275,24 @@
     <w:p/>
     <w:p>
       <w:r>
-        <w:t>Now lets create a target group</w:t>
-      </w:r>
-    </w:p>
-    <w:p>
-      <w:r>
+        <w:t xml:space="preserve">Now </w:t>
+      </w:r>
+      <w:proofErr w:type="spellStart"/>
+      <w:proofErr w:type="gramStart"/>
+      <w:r>
+        <w:t>lets</w:t>
+      </w:r>
+      <w:proofErr w:type="spellEnd"/>
+      <w:proofErr w:type="gramEnd"/>
+      <w:r>
+        <w:t xml:space="preserve"> create a target group</w:t>
+      </w:r>
+    </w:p>
+    <w:p>
+      <w:r>
+        <w:rPr>
+          <w:noProof/>
+        </w:rPr>
         <w:drawing>
           <wp:inline distT="0" distB="0" distL="0" distR="0" wp14:anchorId="27D6A313" wp14:editId="36E3D1CB">
             <wp:extent cx="5731510" cy="2649855"/>
@@ -1107,6 +1338,9 @@
     </w:p>
     <w:p>
       <w:r>
+        <w:rPr>
+          <w:noProof/>
+        </w:rPr>
         <w:lastRenderedPageBreak/>
         <w:drawing>
           <wp:inline distT="0" distB="0" distL="0" distR="0" wp14:anchorId="1DB11539" wp14:editId="6A90B29C">
@@ -1152,6 +1386,9 @@
     </w:p>
     <w:p>
       <w:r>
+        <w:rPr>
+          <w:noProof/>
+        </w:rPr>
         <w:drawing>
           <wp:inline distT="0" distB="0" distL="0" distR="0" wp14:anchorId="6B9C2AA7" wp14:editId="61A0903E">
             <wp:extent cx="5731510" cy="2169160"/>
@@ -1191,12 +1428,27 @@
     </w:p>
     <w:p>
       <w:r>
-        <w:t>Select vpc</w:t>
-      </w:r>
-    </w:p>
-    <w:p>
-      <w:r>
-        <w:t>Now lets create the target group</w:t>
+        <w:t xml:space="preserve">Select </w:t>
+      </w:r>
+      <w:proofErr w:type="spellStart"/>
+      <w:r>
+        <w:t>vpc</w:t>
+      </w:r>
+      <w:proofErr w:type="spellEnd"/>
+    </w:p>
+    <w:p>
+      <w:r>
+        <w:t xml:space="preserve">Now </w:t>
+      </w:r>
+      <w:proofErr w:type="spellStart"/>
+      <w:proofErr w:type="gramStart"/>
+      <w:r>
+        <w:t>lets</w:t>
+      </w:r>
+      <w:proofErr w:type="spellEnd"/>
+      <w:proofErr w:type="gramEnd"/>
+      <w:r>
+        <w:t xml:space="preserve"> create the target group</w:t>
       </w:r>
     </w:p>
     <w:p>
@@ -1206,6 +1458,9 @@
     </w:p>
     <w:p>
       <w:r>
+        <w:rPr>
+          <w:noProof/>
+        </w:rPr>
         <w:drawing>
           <wp:inline distT="0" distB="0" distL="0" distR="0" wp14:anchorId="515B34C2" wp14:editId="22B6C835">
             <wp:extent cx="5731510" cy="2220595"/>
@@ -1245,6 +1500,9 @@
     </w:p>
     <w:p>
       <w:r>
+        <w:rPr>
+          <w:noProof/>
+        </w:rPr>
         <w:lastRenderedPageBreak/>
         <w:drawing>
           <wp:inline distT="0" distB="0" distL="0" distR="0" wp14:anchorId="779EC661" wp14:editId="16200CC5">
@@ -1296,6 +1554,9 @@
     </w:p>
     <w:p>
       <w:r>
+        <w:rPr>
+          <w:noProof/>
+        </w:rPr>
         <w:drawing>
           <wp:inline distT="0" distB="0" distL="0" distR="0" wp14:anchorId="1316AB8B" wp14:editId="52707DF8">
             <wp:extent cx="5731510" cy="2765425"/>
@@ -1336,11 +1597,24 @@
     <w:p/>
     <w:p>
       <w:r>
-        <w:t>Now lets create ECS task definition</w:t>
-      </w:r>
-    </w:p>
-    <w:p>
-      <w:r>
+        <w:t xml:space="preserve">Now </w:t>
+      </w:r>
+      <w:proofErr w:type="spellStart"/>
+      <w:proofErr w:type="gramStart"/>
+      <w:r>
+        <w:t>lets</w:t>
+      </w:r>
+      <w:proofErr w:type="spellEnd"/>
+      <w:proofErr w:type="gramEnd"/>
+      <w:r>
+        <w:t xml:space="preserve"> create ECS task definition</w:t>
+      </w:r>
+    </w:p>
+    <w:p>
+      <w:r>
+        <w:rPr>
+          <w:noProof/>
+        </w:rPr>
         <w:drawing>
           <wp:inline distT="0" distB="0" distL="0" distR="0" wp14:anchorId="2929AA17" wp14:editId="7A7612BB">
             <wp:extent cx="5731510" cy="2605405"/>
@@ -1385,6 +1659,9 @@
     </w:p>
     <w:p>
       <w:r>
+        <w:rPr>
+          <w:noProof/>
+        </w:rPr>
         <w:lastRenderedPageBreak/>
         <w:drawing>
           <wp:inline distT="0" distB="0" distL="0" distR="0" wp14:anchorId="442912C2" wp14:editId="56DFF83E">
@@ -1435,6 +1712,9 @@
     </w:p>
     <w:p>
       <w:r>
+        <w:rPr>
+          <w:noProof/>
+        </w:rPr>
         <w:drawing>
           <wp:inline distT="0" distB="0" distL="0" distR="0" wp14:anchorId="7230137B" wp14:editId="4C2ADD5E">
             <wp:extent cx="5731510" cy="2349500"/>
@@ -1479,6 +1759,9 @@
     </w:p>
     <w:p>
       <w:r>
+        <w:rPr>
+          <w:noProof/>
+        </w:rPr>
         <w:drawing>
           <wp:inline distT="0" distB="0" distL="0" distR="0" wp14:anchorId="21BC0EDC" wp14:editId="215F5400">
             <wp:extent cx="5731510" cy="2446020"/>
@@ -1524,6 +1807,9 @@
     <w:p/>
     <w:p>
       <w:r>
+        <w:rPr>
+          <w:noProof/>
+        </w:rPr>
         <w:lastRenderedPageBreak/>
         <w:drawing>
           <wp:inline distT="0" distB="0" distL="0" distR="0" wp14:anchorId="1D2F19F6" wp14:editId="4860C9E5">
@@ -1570,6 +1856,9 @@
     </w:p>
     <w:p>
       <w:r>
+        <w:rPr>
+          <w:noProof/>
+        </w:rPr>
         <w:drawing>
           <wp:inline distT="0" distB="0" distL="0" distR="0" wp14:anchorId="3CB3C482" wp14:editId="1F15E035">
             <wp:extent cx="5731510" cy="2725420"/>
@@ -1613,8 +1902,15 @@
       </w:r>
     </w:p>
     <w:p>
-      <w:r>
-        <w:t>Lets now create a ECS service</w:t>
+      <w:proofErr w:type="spellStart"/>
+      <w:proofErr w:type="gramStart"/>
+      <w:r>
+        <w:t>Lets</w:t>
+      </w:r>
+      <w:proofErr w:type="spellEnd"/>
+      <w:proofErr w:type="gramEnd"/>
+      <w:r>
+        <w:t xml:space="preserve"> now create a ECS service</w:t>
       </w:r>
     </w:p>
     <w:p>
@@ -1624,6 +1920,9 @@
     </w:p>
     <w:p>
       <w:r>
+        <w:rPr>
+          <w:noProof/>
+        </w:rPr>
         <w:drawing>
           <wp:inline distT="0" distB="0" distL="0" distR="0" wp14:anchorId="2B6D7D94" wp14:editId="030D4480">
             <wp:extent cx="5731510" cy="2182495"/>
@@ -1668,6 +1967,9 @@
     </w:p>
     <w:p>
       <w:r>
+        <w:rPr>
+          <w:noProof/>
+        </w:rPr>
         <w:lastRenderedPageBreak/>
         <w:drawing>
           <wp:inline distT="0" distB="0" distL="0" distR="0" wp14:anchorId="5B701CF6" wp14:editId="63CF38E4">
@@ -1714,6 +2016,9 @@
     </w:p>
     <w:p>
       <w:r>
+        <w:rPr>
+          <w:noProof/>
+        </w:rPr>
         <w:drawing>
           <wp:inline distT="0" distB="0" distL="0" distR="0" wp14:anchorId="2D56B225" wp14:editId="21B2D7E0">
             <wp:extent cx="5731510" cy="2169795"/>
@@ -1771,6 +2076,9 @@
     </w:p>
     <w:p>
       <w:r>
+        <w:rPr>
+          <w:noProof/>
+        </w:rPr>
         <w:drawing>
           <wp:inline distT="0" distB="0" distL="0" distR="0" wp14:anchorId="45A0CEB0" wp14:editId="2AF7DF74">
             <wp:extent cx="5731510" cy="2710815"/>
@@ -1810,11 +2118,22 @@
     </w:p>
     <w:p>
       <w:r>
-        <w:t>Select vpc and load balancer type</w:t>
-      </w:r>
-    </w:p>
-    <w:p>
-      <w:r>
+        <w:t xml:space="preserve">Select </w:t>
+      </w:r>
+      <w:proofErr w:type="spellStart"/>
+      <w:r>
+        <w:t>vpc</w:t>
+      </w:r>
+      <w:proofErr w:type="spellEnd"/>
+      <w:r>
+        <w:t xml:space="preserve"> and load balancer type</w:t>
+      </w:r>
+    </w:p>
+    <w:p>
+      <w:r>
+        <w:rPr>
+          <w:noProof/>
+        </w:rPr>
         <w:drawing>
           <wp:inline distT="0" distB="0" distL="0" distR="0" wp14:anchorId="655DA9B9" wp14:editId="750E7D57">
             <wp:extent cx="5731510" cy="2295525"/>
@@ -1860,6 +2179,9 @@
     </w:p>
     <w:p>
       <w:r>
+        <w:rPr>
+          <w:noProof/>
+        </w:rPr>
         <w:drawing>
           <wp:inline distT="0" distB="0" distL="0" distR="0" wp14:anchorId="159C4FA4" wp14:editId="66EEF13D">
             <wp:extent cx="5731510" cy="1950085"/>
@@ -1910,6 +2232,9 @@
     </w:p>
     <w:p>
       <w:r>
+        <w:rPr>
+          <w:noProof/>
+        </w:rPr>
         <w:drawing>
           <wp:inline distT="0" distB="0" distL="0" distR="0" wp14:anchorId="502D7184" wp14:editId="5CA441F3">
             <wp:extent cx="5731510" cy="2178685"/>
@@ -1949,6 +2274,9 @@
     </w:p>
     <w:p>
       <w:r>
+        <w:rPr>
+          <w:noProof/>
+        </w:rPr>
         <w:drawing>
           <wp:inline distT="0" distB="0" distL="0" distR="0" wp14:anchorId="0342F459" wp14:editId="645FA680">
             <wp:extent cx="5731510" cy="1339850"/>
@@ -1995,6 +2323,9 @@
     <w:p/>
     <w:p>
       <w:r>
+        <w:rPr>
+          <w:noProof/>
+        </w:rPr>
         <w:drawing>
           <wp:inline distT="0" distB="0" distL="0" distR="0" wp14:anchorId="2B8B2F0E" wp14:editId="24AC624B">
             <wp:extent cx="5731510" cy="2104390"/>
@@ -2034,8 +2365,37 @@
     </w:p>
     <w:p>
       <w:r>
-        <w:t>And also we are able to access our hiring app webpage throught the loadbalancer dns</w:t>
-      </w:r>
+        <w:t xml:space="preserve">And </w:t>
+      </w:r>
+      <w:proofErr w:type="gramStart"/>
+      <w:r>
+        <w:t>also</w:t>
+      </w:r>
+      <w:proofErr w:type="gramEnd"/>
+      <w:r>
+        <w:t xml:space="preserve"> we are able to access our hiring app webpage </w:t>
+      </w:r>
+      <w:proofErr w:type="spellStart"/>
+      <w:r>
+        <w:t>throught</w:t>
+      </w:r>
+      <w:proofErr w:type="spellEnd"/>
+      <w:r>
+        <w:t xml:space="preserve"> the </w:t>
+      </w:r>
+      <w:proofErr w:type="spellStart"/>
+      <w:r>
+        <w:t>loadbalancer</w:t>
+      </w:r>
+      <w:proofErr w:type="spellEnd"/>
+      <w:r>
+        <w:t xml:space="preserve"> </w:t>
+      </w:r>
+      <w:proofErr w:type="spellStart"/>
+      <w:r>
+        <w:t>dns</w:t>
+      </w:r>
+      <w:proofErr w:type="spellEnd"/>
     </w:p>
     <w:p/>
     <w:p>
@@ -2043,7 +2403,20 @@
         <w:t>We have now c</w:t>
       </w:r>
       <w:r>
-        <w:t>reated a highly available Amazon ECS cluster using EC2 launch type across multiple Availability Zones. Deployed the Docker image sabair0509/hiring-app:works behind an Application Load Balancer with dynamic port mapping enabled. Configured an ECS service with a desired count of 6 tasks and validated successful load balancing and health checks across all running tasks.</w:t>
+        <w:t>reated a highly available Amazon ECS cluster using EC2 launch type across multiple Availability Zones. Deployed the Docker image sabair0509/</w:t>
+      </w:r>
+      <w:proofErr w:type="spellStart"/>
+      <w:r>
+        <w:t>hiring-</w:t>
+      </w:r>
+      <w:proofErr w:type="gramStart"/>
+      <w:r>
+        <w:t>app:works</w:t>
+      </w:r>
+      <w:proofErr w:type="spellEnd"/>
+      <w:proofErr w:type="gramEnd"/>
+      <w:r>
+        <w:t xml:space="preserve"> behind an Application Load Balancer with dynamic port mapping enabled. Configured an ECS service with a desired count of 6 tasks and validated successful load balancing and health checks across all running tasks.</w:t>
       </w:r>
     </w:p>
     <w:p/>
@@ -2771,6 +3144,7 @@
   <w:style w:type="character" w:default="1" w:styleId="DefaultParagraphFont">
     <w:name w:val="Default Paragraph Font"/>
     <w:uiPriority w:val="1"/>
+    <w:semiHidden/>
     <w:unhideWhenUsed/>
   </w:style>
   <w:style w:type="table" w:default="1" w:styleId="TableNormal">
